--- a/physics_course/word/lesson02.docx
+++ b/physics_course/word/lesson02.docx
@@ -21,43 +21,39 @@
         <w:rPr>
           <w:sz w:val="24"/>
         </w:rPr>
-        <w:t>ข้อ p1_l02_001: กฎข้อที่หนึ่งของนิวตัน (กฎความเฉื่อย) กล่าวว่าอย่างไร?</w:t>
+        <w:t>1. กฎข้อที่หนึ่งของนิวตัน (กฎความเฉื่อย) กล่าวว่าอย่างไร?</w:t>
       </w:r>
     </w:p>
     <w:p>
       <w:pPr>
-        <w:pStyle w:val="ListBullet"/>
         <w:ind w:left="720"/>
       </w:pPr>
       <w:r>
-        <w:t xml:space="preserve">    ก</w:t>
+        <w:t xml:space="preserve">    1. ก</w:t>
       </w:r>
     </w:p>
     <w:p>
       <w:pPr>
-        <w:pStyle w:val="ListBullet"/>
         <w:ind w:left="720"/>
       </w:pPr>
       <w:r>
-        <w:t xml:space="preserve">    ข</w:t>
+        <w:t xml:space="preserve">    2. ข</w:t>
       </w:r>
     </w:p>
     <w:p>
       <w:pPr>
-        <w:pStyle w:val="ListBullet"/>
         <w:ind w:left="720"/>
       </w:pPr>
       <w:r>
-        <w:t xml:space="preserve">    ค</w:t>
+        <w:t xml:space="preserve">    3. ค</w:t>
       </w:r>
     </w:p>
     <w:p>
       <w:pPr>
-        <w:pStyle w:val="ListBullet"/>
         <w:ind w:left="720"/>
       </w:pPr>
       <w:r>
-        <w:t xml:space="preserve">    ง</w:t>
+        <w:t xml:space="preserve">    4. ง</w:t>
       </w:r>
     </w:p>
     <w:p/>
@@ -66,7 +62,7 @@
         <w:rPr>
           <w:sz w:val="24"/>
         </w:rPr>
-        <w:t>ข้อ p1_l02_002: จากกฎข้อที่สองของนิวตัน ความสัมพันธ์ระหว่างแรง (F) มวล (m) และความเร่ง (a) คือข้อใด?</w:t>
+        <w:t>2. จากกฎข้อที่สองของนิวตัน ความสัมพันธ์ระหว่างแรง (F) มวล (m) และความเร่ง (a) คือข้อใด?</w:t>
       </w:r>
     </w:p>
     <w:p>
@@ -82,7 +78,7 @@
               <a:graphicData uri="http://schemas.openxmlformats.org/drawingml/2006/picture">
                 <pic:pic>
                   <pic:nvPicPr>
-                    <pic:cNvPr id="0" name="physics_img_q1_l02_002.png"/>
+                    <pic:cNvPr id="0" name="physics_img_2.png"/>
                     <pic:cNvPicPr/>
                   </pic:nvPicPr>
                   <pic:blipFill>
@@ -108,38 +104,34 @@
     <w:p/>
     <w:p>
       <w:pPr>
-        <w:pStyle w:val="ListBullet"/>
         <w:ind w:left="720"/>
       </w:pPr>
       <w:r>
-        <w:t xml:space="preserve">    ก</w:t>
+        <w:t xml:space="preserve">    1. ก</w:t>
       </w:r>
     </w:p>
     <w:p>
       <w:pPr>
-        <w:pStyle w:val="ListBullet"/>
         <w:ind w:left="720"/>
       </w:pPr>
       <w:r>
-        <w:t xml:space="preserve">    ข</w:t>
+        <w:t xml:space="preserve">    2. ข</w:t>
       </w:r>
     </w:p>
     <w:p>
       <w:pPr>
-        <w:pStyle w:val="ListBullet"/>
         <w:ind w:left="720"/>
       </w:pPr>
       <w:r>
-        <w:t xml:space="preserve">    ค</w:t>
+        <w:t xml:space="preserve">    3. ค</w:t>
       </w:r>
     </w:p>
     <w:p>
       <w:pPr>
-        <w:pStyle w:val="ListBullet"/>
         <w:ind w:left="720"/>
       </w:pPr>
       <w:r>
-        <w:t xml:space="preserve">    ง</w:t>
+        <w:t xml:space="preserve">    4. ง</w:t>
       </w:r>
     </w:p>
     <w:p/>
@@ -148,43 +140,39 @@
         <w:rPr>
           <w:sz w:val="24"/>
         </w:rPr>
-        <w:t>ข้อ p1_l02_003: กฎข้อที่สามของนิวตันเกี่ยวกับแรงปฏิกิริยาที่ถูกต้องคือข้อใด?</w:t>
+        <w:t>3. กฎข้อที่สามของนิวตันเกี่ยวกับแรงปฏิกิริยาที่ถูกต้องคือข้อใด?</w:t>
       </w:r>
     </w:p>
     <w:p>
       <w:pPr>
-        <w:pStyle w:val="ListBullet"/>
         <w:ind w:left="720"/>
       </w:pPr>
       <w:r>
-        <w:t xml:space="preserve">    ก</w:t>
+        <w:t xml:space="preserve">    1. ก</w:t>
       </w:r>
     </w:p>
     <w:p>
       <w:pPr>
-        <w:pStyle w:val="ListBullet"/>
         <w:ind w:left="720"/>
       </w:pPr>
       <w:r>
-        <w:t xml:space="preserve">    ข</w:t>
+        <w:t xml:space="preserve">    2. ข</w:t>
       </w:r>
     </w:p>
     <w:p>
       <w:pPr>
-        <w:pStyle w:val="ListBullet"/>
         <w:ind w:left="720"/>
       </w:pPr>
       <w:r>
-        <w:t xml:space="preserve">    ค</w:t>
+        <w:t xml:space="preserve">    3. ค</w:t>
       </w:r>
     </w:p>
     <w:p>
       <w:pPr>
-        <w:pStyle w:val="ListBullet"/>
         <w:ind w:left="720"/>
       </w:pPr>
       <w:r>
-        <w:t xml:space="preserve">    ง</w:t>
+        <w:t xml:space="preserve">    4. ง</w:t>
       </w:r>
     </w:p>
     <w:p/>
@@ -193,43 +181,39 @@
         <w:rPr>
           <w:sz w:val="24"/>
         </w:rPr>
-        <w:t>ข้อ p1_l02_004: มวลของวัตถุก้อนหนึ่งเท่ากับ 10 kg บนโลก ข้อใดถูกต้อง?</w:t>
+        <w:t>4. มวลของวัตถุก้อนหนึ่งเท่ากับ 10 kg บนโลก ข้อใดถูกต้อง?</w:t>
       </w:r>
     </w:p>
     <w:p>
       <w:pPr>
-        <w:pStyle w:val="ListBullet"/>
         <w:ind w:left="720"/>
       </w:pPr>
       <w:r>
-        <w:t xml:space="preserve">    ก</w:t>
+        <w:t xml:space="preserve">    1. ก</w:t>
       </w:r>
     </w:p>
     <w:p>
       <w:pPr>
-        <w:pStyle w:val="ListBullet"/>
         <w:ind w:left="720"/>
       </w:pPr>
       <w:r>
-        <w:t xml:space="preserve">    ข</w:t>
+        <w:t xml:space="preserve">    2. ข</w:t>
       </w:r>
     </w:p>
     <w:p>
       <w:pPr>
-        <w:pStyle w:val="ListBullet"/>
         <w:ind w:left="720"/>
       </w:pPr>
       <w:r>
-        <w:t xml:space="preserve">    ค</w:t>
+        <w:t xml:space="preserve">    3. ค</w:t>
       </w:r>
     </w:p>
     <w:p>
       <w:pPr>
-        <w:pStyle w:val="ListBullet"/>
         <w:ind w:left="720"/>
       </w:pPr>
       <w:r>
-        <w:t xml:space="preserve">    ง</w:t>
+        <w:t xml:space="preserve">    4. ง</w:t>
       </w:r>
     </w:p>
     <w:p/>
@@ -238,7 +222,7 @@
         <w:rPr>
           <w:sz w:val="24"/>
         </w:rPr>
-        <w:t>ข้อ p1_l02_005: วัตถุมวล 5 kg ได้รับแรง 20 N ในทิศทางเดียวกัน วัตถุจะเคลื่อนที่ด้วยความเร่งเท่าใด?</w:t>
+        <w:t>5. วัตถุมวล 5 kg ได้รับแรง 20 N ในทิศทางเดียวกัน วัตถุจะเคลื่อนที่ด้วยความเร่งเท่าใด?</w:t>
       </w:r>
     </w:p>
     <w:p/>
@@ -247,151 +231,7 @@
         <w:rPr>
           <w:sz w:val="24"/>
         </w:rPr>
-        <w:t>ข้อ p1_l02_006: แรงตึงเชือก (Tension) ในเชือกที่แขวนวัตถุมวล m และอยู่นิ่ง มีค่าเท่าไหร่?</w:t>
-      </w:r>
-    </w:p>
-    <w:p>
-      <w:pPr>
-        <w:pStyle w:val="ListBullet"/>
-        <w:ind w:left="720"/>
-      </w:pPr>
-      <w:r>
-        <w:t xml:space="preserve">    ก</w:t>
-      </w:r>
-    </w:p>
-    <w:p>
-      <w:pPr>
-        <w:pStyle w:val="ListBullet"/>
-        <w:ind w:left="720"/>
-      </w:pPr>
-      <w:r>
-        <w:t xml:space="preserve">    ข</w:t>
-      </w:r>
-    </w:p>
-    <w:p>
-      <w:pPr>
-        <w:pStyle w:val="ListBullet"/>
-        <w:ind w:left="720"/>
-      </w:pPr>
-      <w:r>
-        <w:t xml:space="preserve">    ค</w:t>
-      </w:r>
-    </w:p>
-    <w:p>
-      <w:pPr>
-        <w:pStyle w:val="ListBullet"/>
-        <w:ind w:left="720"/>
-      </w:pPr>
-      <w:r>
-        <w:t xml:space="preserve">    ง</w:t>
-      </w:r>
-    </w:p>
-    <w:p/>
-    <w:p>
-      <w:r>
-        <w:rPr>
-          <w:sz w:val="24"/>
-        </w:rPr>
-        <w:t>ข้อ p1_l02_007: แรงปกติ (Normal Force) คือแรงที่พื้นกระทำต่อวัตถุที่วางอยู่บนพื้นราบ โดยทิศทางของแรงปกติอยู่ในทิศใด?</w:t>
-      </w:r>
-    </w:p>
-    <w:p>
-      <w:pPr>
-        <w:pStyle w:val="ListBullet"/>
-        <w:ind w:left="720"/>
-      </w:pPr>
-      <w:r>
-        <w:t xml:space="preserve">    ก</w:t>
-      </w:r>
-    </w:p>
-    <w:p>
-      <w:pPr>
-        <w:pStyle w:val="ListBullet"/>
-        <w:ind w:left="720"/>
-      </w:pPr>
-      <w:r>
-        <w:t xml:space="preserve">    ข</w:t>
-      </w:r>
-    </w:p>
-    <w:p>
-      <w:pPr>
-        <w:pStyle w:val="ListBullet"/>
-        <w:ind w:left="720"/>
-      </w:pPr>
-      <w:r>
-        <w:t xml:space="preserve">    ค</w:t>
-      </w:r>
-    </w:p>
-    <w:p>
-      <w:pPr>
-        <w:pStyle w:val="ListBullet"/>
-        <w:ind w:left="720"/>
-      </w:pPr>
-      <w:r>
-        <w:t xml:space="preserve">    ง</w:t>
-      </w:r>
-    </w:p>
-    <w:p/>
-    <w:p>
-      <w:r>
-        <w:rPr>
-          <w:sz w:val="24"/>
-        </w:rPr>
-        <w:t>ข้อ p1_l02_008: วัตถุมวล 8 kg วางอยู่บนพื้นราบระดับ ถูกแรง F = 40 N ดึงในแนวราบ จงหาความเร่งของวัตถุ</w:t>
-      </w:r>
-    </w:p>
-    <w:p/>
-    <w:p>
-      <w:r>
-        <w:rPr>
-          <w:sz w:val="24"/>
-        </w:rPr>
-        <w:t>ข้อ p1_l02_009: วัตถุมวล 4 kg เคลื่อนที่ไปทางขวาด้วยความเร่ง 3 m/s² ถ้าแรงลัพธ์ที่กระทำต่อวัตถุเป็น 12 N ไปทางซ้าย วัตถุจะเคลื่อนที่อย่างไร?</w:t>
-      </w:r>
-    </w:p>
-    <w:p>
-      <w:pPr>
-        <w:pStyle w:val="ListBullet"/>
-        <w:ind w:left="720"/>
-      </w:pPr>
-      <w:r>
-        <w:t xml:space="preserve">    ก</w:t>
-      </w:r>
-    </w:p>
-    <w:p>
-      <w:pPr>
-        <w:pStyle w:val="ListBullet"/>
-        <w:ind w:left="720"/>
-      </w:pPr>
-      <w:r>
-        <w:t xml:space="preserve">    ข</w:t>
-      </w:r>
-    </w:p>
-    <w:p>
-      <w:pPr>
-        <w:pStyle w:val="ListBullet"/>
-        <w:ind w:left="720"/>
-      </w:pPr>
-      <w:r>
-        <w:t xml:space="preserve">    ค</w:t>
-      </w:r>
-    </w:p>
-    <w:p>
-      <w:pPr>
-        <w:pStyle w:val="ListBullet"/>
-        <w:ind w:left="720"/>
-      </w:pPr>
-      <w:r>
-        <w:t xml:space="preserve">    ง</w:t>
-      </w:r>
-    </w:p>
-    <w:p/>
-    <w:p>
-      <w:r>
-        <w:rPr>
-          <w:sz w:val="24"/>
-        </w:rPr>
-        <w:t>ข้อ p1_l02_010: แรงสองแรงกระทำต่อวัตถุเดียวกัน F₁ = 10 N ไปทางทิศเหนือ และ F₂ = 6 N ไปทางทิศใต้ จงหาแรงลัพธ์และทิศทาง</w:t>
+        <w:t>6. แรงตึงเชือก (Tension) ในเชือกที่แขวนวัตถุมวล m และอยู่นิ่ง มีค่าเท่าไหร่?</w:t>
       </w:r>
     </w:p>
     <w:p>
@@ -407,7 +247,350 @@
               <a:graphicData uri="http://schemas.openxmlformats.org/drawingml/2006/picture">
                 <pic:pic>
                   <pic:nvPicPr>
-                    <pic:cNvPr id="0" name="physics_img_q1_l02_010.png"/>
+                    <pic:cNvPr id="0" name="physics_img_6.png"/>
+                    <pic:cNvPicPr/>
+                  </pic:nvPicPr>
+                  <pic:blipFill>
+                    <a:blip r:embed="rId10"/>
+                    <a:stretch>
+                      <a:fillRect/>
+                    </a:stretch>
+                  </pic:blipFill>
+                  <pic:spPr>
+                    <a:xfrm>
+                      <a:off x="0" y="0"/>
+                      <a:ext cx="1828800" cy="1359877"/>
+                    </a:xfrm>
+                    <a:prstGeom prst="rect"/>
+                  </pic:spPr>
+                </pic:pic>
+              </a:graphicData>
+            </a:graphic>
+          </wp:inline>
+        </w:drawing>
+      </w:r>
+    </w:p>
+    <w:p/>
+    <w:p>
+      <w:pPr>
+        <w:ind w:left="720"/>
+      </w:pPr>
+      <w:r>
+        <w:t xml:space="preserve">    1. ก</w:t>
+      </w:r>
+    </w:p>
+    <w:p>
+      <w:pPr>
+        <w:ind w:left="720"/>
+      </w:pPr>
+      <w:r>
+        <w:t xml:space="preserve">    2. ข</w:t>
+      </w:r>
+    </w:p>
+    <w:p>
+      <w:pPr>
+        <w:ind w:left="720"/>
+      </w:pPr>
+      <w:r>
+        <w:t xml:space="preserve">    3. ค</w:t>
+      </w:r>
+    </w:p>
+    <w:p>
+      <w:pPr>
+        <w:ind w:left="720"/>
+      </w:pPr>
+      <w:r>
+        <w:t xml:space="preserve">    4. ง</w:t>
+      </w:r>
+    </w:p>
+    <w:p/>
+    <w:p>
+      <w:r>
+        <w:rPr>
+          <w:sz w:val="24"/>
+        </w:rPr>
+        <w:t>7. แรงปกติ (Normal Force) คือแรงที่พื้นกระทำต่อวัตถุที่วางอยู่บนพื้นราบ โดยทิศทางของแรงปกติอยู่ในทิศใด?</w:t>
+      </w:r>
+    </w:p>
+    <w:p>
+      <w:pPr>
+        <w:ind w:left="720"/>
+      </w:pPr>
+      <w:r>
+        <w:t xml:space="preserve">    1. ก</w:t>
+      </w:r>
+    </w:p>
+    <w:p>
+      <w:pPr>
+        <w:ind w:left="720"/>
+      </w:pPr>
+      <w:r>
+        <w:t xml:space="preserve">    2. ข</w:t>
+      </w:r>
+    </w:p>
+    <w:p>
+      <w:pPr>
+        <w:ind w:left="720"/>
+      </w:pPr>
+      <w:r>
+        <w:t xml:space="preserve">    3. ค</w:t>
+      </w:r>
+    </w:p>
+    <w:p>
+      <w:pPr>
+        <w:ind w:left="720"/>
+      </w:pPr>
+      <w:r>
+        <w:t xml:space="preserve">    4. ง</w:t>
+      </w:r>
+    </w:p>
+    <w:p/>
+    <w:p>
+      <w:r>
+        <w:rPr>
+          <w:sz w:val="24"/>
+        </w:rPr>
+        <w:t>8. วัตถุมวล 8 kg วางอยู่บนพื้นราบระดับ ถูกแรง F = 40 N ดึงในแนวราบ จงหาความเร่งของวัตถุ</w:t>
+      </w:r>
+    </w:p>
+    <w:p/>
+    <w:p>
+      <w:r>
+        <w:rPr>
+          <w:sz w:val="24"/>
+        </w:rPr>
+        <w:t>9. วัตถุมวล 4 kg เคลื่อนที่ไปทางขวาด้วยความเร่ง 3 m/s² ถ้าแรงลัพธ์ที่กระทำต่อวัตถุเป็น 12 N ไปทางซ้าย วัตถุจะเคลื่อนที่อย่างไร?</w:t>
+      </w:r>
+    </w:p>
+    <w:p>
+      <w:r>
+        <w:drawing>
+          <wp:inline xmlns:a="http://schemas.openxmlformats.org/drawingml/2006/main" xmlns:pic="http://schemas.openxmlformats.org/drawingml/2006/picture">
+            <wp:extent cx="1828800" cy="1359877"/>
+            <wp:docPr id="3" name="Picture 3"/>
+            <wp:cNvGraphicFramePr>
+              <a:graphicFrameLocks noChangeAspect="1"/>
+            </wp:cNvGraphicFramePr>
+            <a:graphic>
+              <a:graphicData uri="http://schemas.openxmlformats.org/drawingml/2006/picture">
+                <pic:pic>
+                  <pic:nvPicPr>
+                    <pic:cNvPr id="0" name="physics_img_2.png"/>
+                    <pic:cNvPicPr/>
+                  </pic:nvPicPr>
+                  <pic:blipFill>
+                    <a:blip r:embed="rId9"/>
+                    <a:stretch>
+                      <a:fillRect/>
+                    </a:stretch>
+                  </pic:blipFill>
+                  <pic:spPr>
+                    <a:xfrm>
+                      <a:off x="0" y="0"/>
+                      <a:ext cx="1828800" cy="1359877"/>
+                    </a:xfrm>
+                    <a:prstGeom prst="rect"/>
+                  </pic:spPr>
+                </pic:pic>
+              </a:graphicData>
+            </a:graphic>
+          </wp:inline>
+        </w:drawing>
+      </w:r>
+    </w:p>
+    <w:p/>
+    <w:p>
+      <w:pPr>
+        <w:ind w:left="720"/>
+      </w:pPr>
+      <w:r>
+        <w:t xml:space="preserve">    1. ก</w:t>
+      </w:r>
+    </w:p>
+    <w:p>
+      <w:pPr>
+        <w:ind w:left="720"/>
+      </w:pPr>
+      <w:r>
+        <w:t xml:space="preserve">    2. ข</w:t>
+      </w:r>
+    </w:p>
+    <w:p>
+      <w:pPr>
+        <w:ind w:left="720"/>
+      </w:pPr>
+      <w:r>
+        <w:t xml:space="preserve">    3. ค</w:t>
+      </w:r>
+    </w:p>
+    <w:p>
+      <w:pPr>
+        <w:ind w:left="720"/>
+      </w:pPr>
+      <w:r>
+        <w:t xml:space="preserve">    4. ง</w:t>
+      </w:r>
+    </w:p>
+    <w:p/>
+    <w:p>
+      <w:r>
+        <w:rPr>
+          <w:sz w:val="24"/>
+        </w:rPr>
+        <w:t>10. แรงสองแรงกระทำต่อวัตถุเดียวกัน F₁ = 10 N ไปทางทิศเหนือ และ F₂ = 6 N ไปทางทิศใต้ จงหาแรงลัพธ์และทิศทาง</w:t>
+      </w:r>
+    </w:p>
+    <w:p/>
+    <w:p>
+      <w:r>
+        <w:rPr>
+          <w:sz w:val="24"/>
+        </w:rPr>
+        <w:t>11. วัตถุมวล 3 kg บนโลก มีน้ำหนักเท่าไหร่? (กำหนด g = 10 m/s²)</w:t>
+      </w:r>
+    </w:p>
+    <w:p>
+      <w:pPr>
+        <w:ind w:left="720"/>
+      </w:pPr>
+      <w:r>
+        <w:t xml:space="preserve">    1. ก</w:t>
+      </w:r>
+    </w:p>
+    <w:p>
+      <w:pPr>
+        <w:ind w:left="720"/>
+      </w:pPr>
+      <w:r>
+        <w:t xml:space="preserve">    2. ข</w:t>
+      </w:r>
+    </w:p>
+    <w:p>
+      <w:pPr>
+        <w:ind w:left="720"/>
+      </w:pPr>
+      <w:r>
+        <w:t xml:space="preserve">    3. ค</w:t>
+      </w:r>
+    </w:p>
+    <w:p>
+      <w:pPr>
+        <w:ind w:left="720"/>
+      </w:pPr>
+      <w:r>
+        <w:t xml:space="preserve">    4. ง</w:t>
+      </w:r>
+    </w:p>
+    <w:p/>
+    <w:p>
+      <w:r>
+        <w:rPr>
+          <w:sz w:val="24"/>
+        </w:rPr>
+        <w:t>12. วัตถุมวล 6 kg เดิมเคลื่อนที่ไปทางขวาด้วยความเร็ว 5 m/s จากนั้นได้รับแรงลัพธ์ 18 N ไปทางซ้ายเป็นเวลา 2 วินาที จงหาความเร็วสุดท้ายของวัตถุ</w:t>
+      </w:r>
+    </w:p>
+    <w:p/>
+    <w:p>
+      <w:r>
+        <w:rPr>
+          <w:sz w:val="24"/>
+        </w:rPr>
+        <w:t>13. นักเรียนยืนอยู่บนพื้น แรงคู่ปฏิกิริยาของแรงที่นักเรียนกดพื้นคือแรงในข้อใด?</w:t>
+      </w:r>
+    </w:p>
+    <w:p>
+      <w:r>
+        <w:drawing>
+          <wp:inline xmlns:a="http://schemas.openxmlformats.org/drawingml/2006/main" xmlns:pic="http://schemas.openxmlformats.org/drawingml/2006/picture">
+            <wp:extent cx="1828800" cy="1359877"/>
+            <wp:docPr id="4" name="Picture 4"/>
+            <wp:cNvGraphicFramePr>
+              <a:graphicFrameLocks noChangeAspect="1"/>
+            </wp:cNvGraphicFramePr>
+            <a:graphic>
+              <a:graphicData uri="http://schemas.openxmlformats.org/drawingml/2006/picture">
+                <pic:pic>
+                  <pic:nvPicPr>
+                    <pic:cNvPr id="0" name="physics_img_6.png"/>
+                    <pic:cNvPicPr/>
+                  </pic:nvPicPr>
+                  <pic:blipFill>
+                    <a:blip r:embed="rId10"/>
+                    <a:stretch>
+                      <a:fillRect/>
+                    </a:stretch>
+                  </pic:blipFill>
+                  <pic:spPr>
+                    <a:xfrm>
+                      <a:off x="0" y="0"/>
+                      <a:ext cx="1828800" cy="1359877"/>
+                    </a:xfrm>
+                    <a:prstGeom prst="rect"/>
+                  </pic:spPr>
+                </pic:pic>
+              </a:graphicData>
+            </a:graphic>
+          </wp:inline>
+        </w:drawing>
+      </w:r>
+    </w:p>
+    <w:p/>
+    <w:p>
+      <w:pPr>
+        <w:ind w:left="720"/>
+      </w:pPr>
+      <w:r>
+        <w:t xml:space="preserve">    1. ก</w:t>
+      </w:r>
+    </w:p>
+    <w:p>
+      <w:pPr>
+        <w:ind w:left="720"/>
+      </w:pPr>
+      <w:r>
+        <w:t xml:space="preserve">    2. ข</w:t>
+      </w:r>
+    </w:p>
+    <w:p>
+      <w:pPr>
+        <w:ind w:left="720"/>
+      </w:pPr>
+      <w:r>
+        <w:t xml:space="preserve">    3. ค</w:t>
+      </w:r>
+    </w:p>
+    <w:p>
+      <w:pPr>
+        <w:ind w:left="720"/>
+      </w:pPr>
+      <w:r>
+        <w:t xml:space="preserve">    4. ง</w:t>
+      </w:r>
+    </w:p>
+    <w:p/>
+    <w:p>
+      <w:r>
+        <w:rPr>
+          <w:sz w:val="24"/>
+        </w:rPr>
+        <w:t>14. แรงสองแรงกระทำต่อวัตถุมวล 4 kg ในแนวราบ คือ F₁ = 15 N ไปทางขวา และ F₂ = 7 N ไปทางซ้าย จงหาความเร่งของวัตถุ</w:t>
+      </w:r>
+    </w:p>
+    <w:p>
+      <w:r>
+        <w:drawing>
+          <wp:inline xmlns:a="http://schemas.openxmlformats.org/drawingml/2006/main" xmlns:pic="http://schemas.openxmlformats.org/drawingml/2006/picture">
+            <wp:extent cx="1828800" cy="1359877"/>
+            <wp:docPr id="5" name="Picture 5"/>
+            <wp:cNvGraphicFramePr>
+              <a:graphicFrameLocks noChangeAspect="1"/>
+            </wp:cNvGraphicFramePr>
+            <a:graphic>
+              <a:graphicData uri="http://schemas.openxmlformats.org/drawingml/2006/picture">
+                <pic:pic>
+                  <pic:nvPicPr>
+                    <pic:cNvPr id="0" name="physics_img_6.png"/>
                     <pic:cNvPicPr/>
                   </pic:nvPicPr>
                   <pic:blipFill>
@@ -437,43 +620,39 @@
         <w:rPr>
           <w:sz w:val="24"/>
         </w:rPr>
-        <w:t>ข้อ p1_l02_011: วัตถุมวล 3 kg บนโลก มีน้ำหนักเท่าไหร่? (กำหนด g = 10 m/s²)</w:t>
+        <w:t>15. เมื่อวัตถุอยู่ในสภาพสมดุล ข้อใดถูกต้อง?</w:t>
       </w:r>
     </w:p>
     <w:p>
       <w:pPr>
-        <w:pStyle w:val="ListBullet"/>
         <w:ind w:left="720"/>
       </w:pPr>
       <w:r>
-        <w:t xml:space="preserve">    ก</w:t>
+        <w:t xml:space="preserve">    1. ก</w:t>
       </w:r>
     </w:p>
     <w:p>
       <w:pPr>
-        <w:pStyle w:val="ListBullet"/>
         <w:ind w:left="720"/>
       </w:pPr>
       <w:r>
-        <w:t xml:space="preserve">    ข</w:t>
+        <w:t xml:space="preserve">    2. ข</w:t>
       </w:r>
     </w:p>
     <w:p>
       <w:pPr>
-        <w:pStyle w:val="ListBullet"/>
         <w:ind w:left="720"/>
       </w:pPr>
       <w:r>
-        <w:t xml:space="preserve">    ค</w:t>
+        <w:t xml:space="preserve">    3. ค</w:t>
       </w:r>
     </w:p>
     <w:p>
       <w:pPr>
-        <w:pStyle w:val="ListBullet"/>
         <w:ind w:left="720"/>
       </w:pPr>
       <w:r>
-        <w:t xml:space="preserve">    ง</w:t>
+        <w:t xml:space="preserve">    4. ง</w:t>
       </w:r>
     </w:p>
     <w:p/>
@@ -482,7 +661,66 @@
         <w:rPr>
           <w:sz w:val="24"/>
         </w:rPr>
-        <w:t>ข้อ p1_l02_012: วัตถุมวล 6 kg เดิมเคลื่อนที่ไปทางขวาด้วยความเร็ว 5 m/s จากนั้นได้รับแรงลัพธ์ 18 N ไปทางซ้ายเป็นเวลา 2 วินาที จงหาความเร็วสุดท้ายของวัตถุ</w:t>
+        <w:t>16. วัตถุมวล m₁ = 6 kg และ m₂ = 4 kg แขวนอยู่ปลายทั้งสองข้างของเชือกที่รอก จงหาแรงตึงเชือก T (กำหนด g = 10 m/s² และไม่คิดมวลเชือก/รอก)</w:t>
+      </w:r>
+    </w:p>
+    <w:p/>
+    <w:p>
+      <w:r>
+        <w:rPr>
+          <w:sz w:val="24"/>
+        </w:rPr>
+        <w:t>17. แรง F₁ = 3 N ไปทางทิศตะวันออก และ F₂ = 4 N ไปทางทิศเหนือ กระทำต่อจุดเดียวกัน แรงลัพธ์มีขนาดเท่าไร?</w:t>
+      </w:r>
+    </w:p>
+    <w:p>
+      <w:pPr>
+        <w:ind w:left="720"/>
+      </w:pPr>
+      <w:r>
+        <w:t xml:space="preserve">    1. ก</w:t>
+      </w:r>
+    </w:p>
+    <w:p>
+      <w:pPr>
+        <w:ind w:left="720"/>
+      </w:pPr>
+      <w:r>
+        <w:t xml:space="preserve">    2. ข</w:t>
+      </w:r>
+    </w:p>
+    <w:p>
+      <w:pPr>
+        <w:ind w:left="720"/>
+      </w:pPr>
+      <w:r>
+        <w:t xml:space="preserve">    3. ค</w:t>
+      </w:r>
+    </w:p>
+    <w:p>
+      <w:pPr>
+        <w:ind w:left="720"/>
+      </w:pPr>
+      <w:r>
+        <w:t xml:space="preserve">    4. ง</w:t>
+      </w:r>
+    </w:p>
+    <w:p/>
+    <w:p>
+      <w:r>
+        <w:rPr>
+          <w:sz w:val="24"/>
+        </w:rPr>
+        <w:t>18. วัตถุตกอิสระจากหยดน้ำ จากความสูง 20 m จงหาความเร็วเมื่อกระทบพื้น (กำหนด g = 10 m/s²)</w:t>
+      </w:r>
+    </w:p>
+    <w:p/>
+    <w:p>
+      <w:r>
+        <w:rPr>
+          <w:sz w:val="24"/>
+        </w:rPr>
+        <w:t>19. ถ้าแรงลัพธ์ที่กระทำต่อวัตถุคงที่ แต่มวลของวัตถุเพิ่มขึ้นเป็น 2 เท่า ความเร่งจะเป็นอย่างไร?</w:t>
       </w:r>
     </w:p>
     <w:p>
@@ -490,7 +728,7 @@
         <w:drawing>
           <wp:inline xmlns:a="http://schemas.openxmlformats.org/drawingml/2006/main" xmlns:pic="http://schemas.openxmlformats.org/drawingml/2006/picture">
             <wp:extent cx="1828800" cy="1359877"/>
-            <wp:docPr id="3" name="Picture 3"/>
+            <wp:docPr id="6" name="Picture 6"/>
             <wp:cNvGraphicFramePr>
               <a:graphicFrameLocks noChangeAspect="1"/>
             </wp:cNvGraphicFramePr>
@@ -498,11 +736,176 @@
               <a:graphicData uri="http://schemas.openxmlformats.org/drawingml/2006/picture">
                 <pic:pic>
                   <pic:nvPicPr>
-                    <pic:cNvPr id="0" name="physics_img_q1_l02_002.png"/>
+                    <pic:cNvPr id="0" name="physics_img_2.png"/>
                     <pic:cNvPicPr/>
                   </pic:nvPicPr>
                   <pic:blipFill>
                     <a:blip r:embed="rId9"/>
+                    <a:stretch>
+                      <a:fillRect/>
+                    </a:stretch>
+                  </pic:blipFill>
+                  <pic:spPr>
+                    <a:xfrm>
+                      <a:off x="0" y="0"/>
+                      <a:ext cx="1828800" cy="1359877"/>
+                    </a:xfrm>
+                    <a:prstGeom prst="rect"/>
+                  </pic:spPr>
+                </pic:pic>
+              </a:graphicData>
+            </a:graphic>
+          </wp:inline>
+        </w:drawing>
+      </w:r>
+    </w:p>
+    <w:p/>
+    <w:p>
+      <w:pPr>
+        <w:ind w:left="720"/>
+      </w:pPr>
+      <w:r>
+        <w:t xml:space="preserve">    1. ก</w:t>
+      </w:r>
+    </w:p>
+    <w:p>
+      <w:pPr>
+        <w:ind w:left="720"/>
+      </w:pPr>
+      <w:r>
+        <w:t xml:space="preserve">    2. ข</w:t>
+      </w:r>
+    </w:p>
+    <w:p>
+      <w:pPr>
+        <w:ind w:left="720"/>
+      </w:pPr>
+      <w:r>
+        <w:t xml:space="preserve">    3. ค</w:t>
+      </w:r>
+    </w:p>
+    <w:p>
+      <w:pPr>
+        <w:ind w:left="720"/>
+      </w:pPr>
+      <w:r>
+        <w:t xml:space="preserve">    4. ง</w:t>
+      </w:r>
+    </w:p>
+    <w:p/>
+    <w:p>
+      <w:r>
+        <w:rPr>
+          <w:sz w:val="24"/>
+        </w:rPr>
+        <w:t>20. ต้องการให้วัตถุมวล m เคลื่อนที่ด้วยความเร่ง 5 m/s² โดยออกแรง 30 N จงหามวลของวัตถุ</w:t>
+      </w:r>
+    </w:p>
+    <w:p/>
+    <w:p>
+      <w:r>
+        <w:rPr>
+          <w:sz w:val="24"/>
+        </w:rPr>
+        <w:t>21. วัตถุมวล 5 kg วางบนพื้นราบ แรงปกติที่พื้นกระทำต่อวัตถุมีค่าเท่าไหร่? (กำหนด g = 10 m/s²)</w:t>
+      </w:r>
+    </w:p>
+    <w:p>
+      <w:r>
+        <w:drawing>
+          <wp:inline xmlns:a="http://schemas.openxmlformats.org/drawingml/2006/main" xmlns:pic="http://schemas.openxmlformats.org/drawingml/2006/picture">
+            <wp:extent cx="1828800" cy="1359877"/>
+            <wp:docPr id="7" name="Picture 7"/>
+            <wp:cNvGraphicFramePr>
+              <a:graphicFrameLocks noChangeAspect="1"/>
+            </wp:cNvGraphicFramePr>
+            <a:graphic>
+              <a:graphicData uri="http://schemas.openxmlformats.org/drawingml/2006/picture">
+                <pic:pic>
+                  <pic:nvPicPr>
+                    <pic:cNvPr id="0" name="physics_img_6.png"/>
+                    <pic:cNvPicPr/>
+                  </pic:nvPicPr>
+                  <pic:blipFill>
+                    <a:blip r:embed="rId10"/>
+                    <a:stretch>
+                      <a:fillRect/>
+                    </a:stretch>
+                  </pic:blipFill>
+                  <pic:spPr>
+                    <a:xfrm>
+                      <a:off x="0" y="0"/>
+                      <a:ext cx="1828800" cy="1359877"/>
+                    </a:xfrm>
+                    <a:prstGeom prst="rect"/>
+                  </pic:spPr>
+                </pic:pic>
+              </a:graphicData>
+            </a:graphic>
+          </wp:inline>
+        </w:drawing>
+      </w:r>
+    </w:p>
+    <w:p/>
+    <w:p>
+      <w:pPr>
+        <w:ind w:left="720"/>
+      </w:pPr>
+      <w:r>
+        <w:t xml:space="preserve">    1. ก</w:t>
+      </w:r>
+    </w:p>
+    <w:p>
+      <w:pPr>
+        <w:ind w:left="720"/>
+      </w:pPr>
+      <w:r>
+        <w:t xml:space="preserve">    2. ข</w:t>
+      </w:r>
+    </w:p>
+    <w:p>
+      <w:pPr>
+        <w:ind w:left="720"/>
+      </w:pPr>
+      <w:r>
+        <w:t xml:space="preserve">    3. ค</w:t>
+      </w:r>
+    </w:p>
+    <w:p>
+      <w:pPr>
+        <w:ind w:left="720"/>
+      </w:pPr>
+      <w:r>
+        <w:t xml:space="preserve">    4. ง</w:t>
+      </w:r>
+    </w:p>
+    <w:p/>
+    <w:p>
+      <w:r>
+        <w:rPr>
+          <w:sz w:val="24"/>
+        </w:rPr>
+        <w:t>22. วัตถุมวล 10 kg ได้รับแรง 4 แรง คือ F₁ = 8 N ไปทางทิศเหนือ F₂ = 3 N ไปทางทิศใต้ F₃ = 5 N ไปทางทิศตะวันออก และ F₄ = 5 N ไปทางทิศตะวันตก จงหาขนาดของแรงลัพธ์</w:t>
+      </w:r>
+    </w:p>
+    <w:p>
+      <w:r>
+        <w:drawing>
+          <wp:inline xmlns:a="http://schemas.openxmlformats.org/drawingml/2006/main" xmlns:pic="http://schemas.openxmlformats.org/drawingml/2006/picture">
+            <wp:extent cx="1828800" cy="1359877"/>
+            <wp:docPr id="8" name="Picture 8"/>
+            <wp:cNvGraphicFramePr>
+              <a:graphicFrameLocks noChangeAspect="1"/>
+            </wp:cNvGraphicFramePr>
+            <a:graphic>
+              <a:graphicData uri="http://schemas.openxmlformats.org/drawingml/2006/picture">
+                <pic:pic>
+                  <pic:nvPicPr>
+                    <pic:cNvPr id="0" name="physics_img_6.png"/>
+                    <pic:cNvPicPr/>
+                  </pic:nvPicPr>
+                  <pic:blipFill>
+                    <a:blip r:embed="rId10"/>
                     <a:stretch>
                       <a:fillRect/>
                     </a:stretch>
@@ -528,160 +931,7 @@
         <w:rPr>
           <w:sz w:val="24"/>
         </w:rPr>
-        <w:t>ข้อ p1_l02_013: นักเรียนยืนอยู่บนพื้น แรงคู่ปฏิกิริยาของแรงที่นักเรียนกดพื้นคือแรงในข้อใด?</w:t>
-      </w:r>
-    </w:p>
-    <w:p>
-      <w:pPr>
-        <w:pStyle w:val="ListBullet"/>
-        <w:ind w:left="720"/>
-      </w:pPr>
-      <w:r>
-        <w:t xml:space="preserve">    ก</w:t>
-      </w:r>
-    </w:p>
-    <w:p>
-      <w:pPr>
-        <w:pStyle w:val="ListBullet"/>
-        <w:ind w:left="720"/>
-      </w:pPr>
-      <w:r>
-        <w:t xml:space="preserve">    ข</w:t>
-      </w:r>
-    </w:p>
-    <w:p>
-      <w:pPr>
-        <w:pStyle w:val="ListBullet"/>
-        <w:ind w:left="720"/>
-      </w:pPr>
-      <w:r>
-        <w:t xml:space="preserve">    ค</w:t>
-      </w:r>
-    </w:p>
-    <w:p>
-      <w:pPr>
-        <w:pStyle w:val="ListBullet"/>
-        <w:ind w:left="720"/>
-      </w:pPr>
-      <w:r>
-        <w:t xml:space="preserve">    ง</w:t>
-      </w:r>
-    </w:p>
-    <w:p/>
-    <w:p>
-      <w:r>
-        <w:rPr>
-          <w:sz w:val="24"/>
-        </w:rPr>
-        <w:t>ข้อ p1_l02_014: แรงสองแรงกระทำต่อวัตถุมวล 4 kg ในแนวราบ คือ F₁ = 15 N ไปทางขวา และ F₂ = 7 N ไปทางซ้าย จงหาความเร่งของวัตถุ</w:t>
-      </w:r>
-    </w:p>
-    <w:p/>
-    <w:p>
-      <w:r>
-        <w:rPr>
-          <w:sz w:val="24"/>
-        </w:rPr>
-        <w:t>ข้อ p1_l02_015: เมื่อวัตถุอยู่ในสภาพสมดุล ข้อใดถูกต้อง?</w:t>
-      </w:r>
-    </w:p>
-    <w:p>
-      <w:pPr>
-        <w:pStyle w:val="ListBullet"/>
-        <w:ind w:left="720"/>
-      </w:pPr>
-      <w:r>
-        <w:t xml:space="preserve">    ก</w:t>
-      </w:r>
-    </w:p>
-    <w:p>
-      <w:pPr>
-        <w:pStyle w:val="ListBullet"/>
-        <w:ind w:left="720"/>
-      </w:pPr>
-      <w:r>
-        <w:t xml:space="preserve">    ข</w:t>
-      </w:r>
-    </w:p>
-    <w:p>
-      <w:pPr>
-        <w:pStyle w:val="ListBullet"/>
-        <w:ind w:left="720"/>
-      </w:pPr>
-      <w:r>
-        <w:t xml:space="preserve">    ค</w:t>
-      </w:r>
-    </w:p>
-    <w:p>
-      <w:pPr>
-        <w:pStyle w:val="ListBullet"/>
-        <w:ind w:left="720"/>
-      </w:pPr>
-      <w:r>
-        <w:t xml:space="preserve">    ง</w:t>
-      </w:r>
-    </w:p>
-    <w:p/>
-    <w:p>
-      <w:r>
-        <w:rPr>
-          <w:sz w:val="24"/>
-        </w:rPr>
-        <w:t>ข้อ p1_l02_016: วัตถุมวล m₁ = 6 kg และ m₂ = 4 kg แขวนอยู่ปลายทั้งสองข้างของเชือกที่รอก จงหาแรงตึงเชือก T (กำหนด g = 10 m/s² และไม่คิดมวลเชือก/รอก)</w:t>
-      </w:r>
-    </w:p>
-    <w:p/>
-    <w:p>
-      <w:r>
-        <w:rPr>
-          <w:sz w:val="24"/>
-        </w:rPr>
-        <w:t>ข้อ p1_l02_017: แรง F₁ = 3 N ไปทางทิศตะวันออก และ F₂ = 4 N ไปทางทิศเหนือ กระทำต่อจุดเดียวกัน แรงลัพธ์มีขนาดเท่าไร?</w:t>
-      </w:r>
-    </w:p>
-    <w:p>
-      <w:pPr>
-        <w:pStyle w:val="ListBullet"/>
-        <w:ind w:left="720"/>
-      </w:pPr>
-      <w:r>
-        <w:t xml:space="preserve">    ก</w:t>
-      </w:r>
-    </w:p>
-    <w:p>
-      <w:pPr>
-        <w:pStyle w:val="ListBullet"/>
-        <w:ind w:left="720"/>
-      </w:pPr>
-      <w:r>
-        <w:t xml:space="preserve">    ข</w:t>
-      </w:r>
-    </w:p>
-    <w:p>
-      <w:pPr>
-        <w:pStyle w:val="ListBullet"/>
-        <w:ind w:left="720"/>
-      </w:pPr>
-      <w:r>
-        <w:t xml:space="preserve">    ค</w:t>
-      </w:r>
-    </w:p>
-    <w:p>
-      <w:pPr>
-        <w:pStyle w:val="ListBullet"/>
-        <w:ind w:left="720"/>
-      </w:pPr>
-      <w:r>
-        <w:t xml:space="preserve">    ง</w:t>
-      </w:r>
-    </w:p>
-    <w:p/>
-    <w:p>
-      <w:r>
-        <w:rPr>
-          <w:sz w:val="24"/>
-        </w:rPr>
-        <w:t>ข้อ p1_l02_018: วัตถุตกอิสระจากหยดน้ำ จากความสูง 20 m จงหาความเร็วเมื่อกระทบพื้น (กำหนด g = 10 m/s²)</w:t>
+        <w:t>23. เมื่อเดินไปข้างหน้า แรงคู่ปฏิกิริยาของแรงที่เท้าผลักพื้นไปข้างหลังคือแรงในข้อใด?</w:t>
       </w:r>
     </w:p>
     <w:p>
@@ -689,7 +939,7 @@
         <w:drawing>
           <wp:inline xmlns:a="http://schemas.openxmlformats.org/drawingml/2006/main" xmlns:pic="http://schemas.openxmlformats.org/drawingml/2006/picture">
             <wp:extent cx="1828800" cy="1359877"/>
-            <wp:docPr id="4" name="Picture 4"/>
+            <wp:docPr id="9" name="Picture 9"/>
             <wp:cNvGraphicFramePr>
               <a:graphicFrameLocks noChangeAspect="1"/>
             </wp:cNvGraphicFramePr>
@@ -697,53 +947,7 @@
               <a:graphicData uri="http://schemas.openxmlformats.org/drawingml/2006/picture">
                 <pic:pic>
                   <pic:nvPicPr>
-                    <pic:cNvPr id="0" name="physics_img_q1_l02_018.png"/>
-                    <pic:cNvPicPr/>
-                  </pic:nvPicPr>
-                  <pic:blipFill>
-                    <a:blip r:embed="rId11"/>
-                    <a:stretch>
-                      <a:fillRect/>
-                    </a:stretch>
-                  </pic:blipFill>
-                  <pic:spPr>
-                    <a:xfrm>
-                      <a:off x="0" y="0"/>
-                      <a:ext cx="1828800" cy="1359877"/>
-                    </a:xfrm>
-                    <a:prstGeom prst="rect"/>
-                  </pic:spPr>
-                </pic:pic>
-              </a:graphicData>
-            </a:graphic>
-          </wp:inline>
-        </w:drawing>
-      </w:r>
-    </w:p>
-    <w:p/>
-    <w:p/>
-    <w:p>
-      <w:r>
-        <w:rPr>
-          <w:sz w:val="24"/>
-        </w:rPr>
-        <w:t>ข้อ p1_l02_019: ถ้าแรงลัพธ์ที่กระทำต่อวัตถุคงที่ แต่มวลของวัตถุเพิ่มขึ้นเป็น 2 เท่า ความเร่งจะเป็นอย่างไร?</w:t>
-      </w:r>
-    </w:p>
-    <w:p>
-      <w:r>
-        <w:drawing>
-          <wp:inline xmlns:a="http://schemas.openxmlformats.org/drawingml/2006/main" xmlns:pic="http://schemas.openxmlformats.org/drawingml/2006/picture">
-            <wp:extent cx="1828800" cy="1359877"/>
-            <wp:docPr id="5" name="Picture 5"/>
-            <wp:cNvGraphicFramePr>
-              <a:graphicFrameLocks noChangeAspect="1"/>
-            </wp:cNvGraphicFramePr>
-            <a:graphic>
-              <a:graphicData uri="http://schemas.openxmlformats.org/drawingml/2006/picture">
-                <pic:pic>
-                  <pic:nvPicPr>
-                    <pic:cNvPr id="0" name="physics_img_q1_l02_002.png"/>
+                    <pic:cNvPr id="0" name="physics_img_2.png"/>
                     <pic:cNvPicPr/>
                   </pic:nvPicPr>
                   <pic:blipFill>
@@ -769,38 +973,34 @@
     <w:p/>
     <w:p>
       <w:pPr>
-        <w:pStyle w:val="ListBullet"/>
         <w:ind w:left="720"/>
       </w:pPr>
       <w:r>
-        <w:t xml:space="preserve">    ก</w:t>
+        <w:t xml:space="preserve">    1. ก</w:t>
       </w:r>
     </w:p>
     <w:p>
       <w:pPr>
-        <w:pStyle w:val="ListBullet"/>
         <w:ind w:left="720"/>
       </w:pPr>
       <w:r>
-        <w:t xml:space="preserve">    ข</w:t>
+        <w:t xml:space="preserve">    2. ข</w:t>
       </w:r>
     </w:p>
     <w:p>
       <w:pPr>
-        <w:pStyle w:val="ListBullet"/>
         <w:ind w:left="720"/>
       </w:pPr>
       <w:r>
-        <w:t xml:space="preserve">    ค</w:t>
+        <w:t xml:space="preserve">    3. ค</w:t>
       </w:r>
     </w:p>
     <w:p>
       <w:pPr>
-        <w:pStyle w:val="ListBullet"/>
         <w:ind w:left="720"/>
       </w:pPr>
       <w:r>
-        <w:t xml:space="preserve">    ง</w:t>
+        <w:t xml:space="preserve">    4. ง</w:t>
       </w:r>
     </w:p>
     <w:p/>
@@ -809,89 +1009,7 @@
         <w:rPr>
           <w:sz w:val="24"/>
         </w:rPr>
-        <w:t>ข้อ p1_l02_020: ต้องการให้วัตถุมวล m เคลื่อนที่ด้วยความเร่ง 5 m/s² โดยออกแรง 30 N จงหามวลของวัตถุ</w:t>
-      </w:r>
-    </w:p>
-    <w:p>
-      <w:r>
-        <w:drawing>
-          <wp:inline xmlns:a="http://schemas.openxmlformats.org/drawingml/2006/main" xmlns:pic="http://schemas.openxmlformats.org/drawingml/2006/picture">
-            <wp:extent cx="1828800" cy="1359877"/>
-            <wp:docPr id="6" name="Picture 6"/>
-            <wp:cNvGraphicFramePr>
-              <a:graphicFrameLocks noChangeAspect="1"/>
-            </wp:cNvGraphicFramePr>
-            <a:graphic>
-              <a:graphicData uri="http://schemas.openxmlformats.org/drawingml/2006/picture">
-                <pic:pic>
-                  <pic:nvPicPr>
-                    <pic:cNvPr id="0" name="physics_img_q1_l02_002.png"/>
-                    <pic:cNvPicPr/>
-                  </pic:nvPicPr>
-                  <pic:blipFill>
-                    <a:blip r:embed="rId9"/>
-                    <a:stretch>
-                      <a:fillRect/>
-                    </a:stretch>
-                  </pic:blipFill>
-                  <pic:spPr>
-                    <a:xfrm>
-                      <a:off x="0" y="0"/>
-                      <a:ext cx="1828800" cy="1359877"/>
-                    </a:xfrm>
-                    <a:prstGeom prst="rect"/>
-                  </pic:spPr>
-                </pic:pic>
-              </a:graphicData>
-            </a:graphic>
-          </wp:inline>
-        </w:drawing>
-      </w:r>
-    </w:p>
-    <w:p/>
-    <w:p/>
-    <w:p>
-      <w:r>
-        <w:rPr>
-          <w:sz w:val="24"/>
-        </w:rPr>
-        <w:t>ข้อ p1_l02_021: วัตถุมวล 5 kg วางบนพื้นราบ แรงปกติที่พื้นกระทำต่อวัตถุมีค่าเท่าไหร่? (กำหนด g = 10 m/s²)</w:t>
-      </w:r>
-    </w:p>
-    <w:p>
-      <w:pPr>
-        <w:pStyle w:val="ListBullet"/>
-        <w:ind w:left="720"/>
-      </w:pPr>
-      <w:r>
-        <w:t xml:space="preserve">    ก</w:t>
-      </w:r>
-    </w:p>
-    <w:p>
-      <w:pPr>
-        <w:pStyle w:val="ListBullet"/>
-        <w:ind w:left="720"/>
-      </w:pPr>
-      <w:r>
-        <w:t xml:space="preserve">    ข</w:t>
-      </w:r>
-    </w:p>
-    <w:p>
-      <w:pPr>
-        <w:pStyle w:val="ListBullet"/>
-        <w:ind w:left="720"/>
-      </w:pPr>
-      <w:r>
-        <w:t xml:space="preserve">    ค</w:t>
-      </w:r>
-    </w:p>
-    <w:p>
-      <w:pPr>
-        <w:pStyle w:val="ListBullet"/>
-        <w:ind w:left="720"/>
-      </w:pPr>
-      <w:r>
-        <w:t xml:space="preserve">    ง</w:t>
+        <w:t>24. คนมวล 60 kg ยืนอยู่ในลิฟต์ที่กำลังเคลื่อนที่ขึ้นด้วยความเร่ง 2 m/s² จงหาน้ำหนักสำรวจ (Normal Force) ที่พื้นลิฟต์กระทำต่อคน (กำหนด g = 10 m/s²)</w:t>
       </w:r>
     </w:p>
     <w:p/>
@@ -900,143 +1018,39 @@
         <w:rPr>
           <w:sz w:val="24"/>
         </w:rPr>
-        <w:t>ข้อ p1_l02_022: วัตถุมวล 10 kg ได้รับแรง 4 แรง คือ F₁ = 8 N ไปทางทิศเหนือ F₂ = 3 N ไปทางทิศใต้ F₃ = 5 N ไปทางทิศตะวันออก และ F₄ = 5 N ไปทางทิศตะวันตก จงหาขนาดของแรงลัพธ์</w:t>
-      </w:r>
-    </w:p>
-    <w:p/>
-    <w:p>
-      <w:r>
-        <w:rPr>
-          <w:sz w:val="24"/>
-        </w:rPr>
-        <w:t>ข้อ p1_l02_023: เมื่อเดินไปข้างหน้า แรงคู่ปฏิกิริยาของแรงที่เท้าผลักพื้นไปข้างหลังคือแรงในข้อใด?</w:t>
+        <w:t>25. วัตถุมวล 10 kg วางบนพื้นเอียงมุม 30° กับแนวราบ จงหาแรงปกติที่พื้นกระทำต่อวัตถุ (กำหนด g = 10 m/s²)</w:t>
       </w:r>
     </w:p>
     <w:p>
       <w:pPr>
-        <w:pStyle w:val="ListBullet"/>
         <w:ind w:left="720"/>
       </w:pPr>
       <w:r>
-        <w:t xml:space="preserve">    ก</w:t>
+        <w:t xml:space="preserve">    1. ก</w:t>
       </w:r>
     </w:p>
     <w:p>
       <w:pPr>
-        <w:pStyle w:val="ListBullet"/>
         <w:ind w:left="720"/>
       </w:pPr>
       <w:r>
-        <w:t xml:space="preserve">    ข</w:t>
+        <w:t xml:space="preserve">    2. ข</w:t>
       </w:r>
     </w:p>
     <w:p>
       <w:pPr>
-        <w:pStyle w:val="ListBullet"/>
         <w:ind w:left="720"/>
       </w:pPr>
       <w:r>
-        <w:t xml:space="preserve">    ค</w:t>
+        <w:t xml:space="preserve">    3. ค</w:t>
       </w:r>
     </w:p>
     <w:p>
       <w:pPr>
-        <w:pStyle w:val="ListBullet"/>
         <w:ind w:left="720"/>
       </w:pPr>
       <w:r>
-        <w:t xml:space="preserve">    ง</w:t>
-      </w:r>
-    </w:p>
-    <w:p/>
-    <w:p>
-      <w:r>
-        <w:rPr>
-          <w:sz w:val="24"/>
-        </w:rPr>
-        <w:t>ข้อ p1_l02_024: คนมวล 60 kg ยืนอยู่ในลิฟต์ที่กำลังเคลื่อนที่ขึ้นด้วยความเร่ง 2 m/s² จงหาน้ำหนักสำรวจ (Normal Force) ที่พื้นลิฟต์กระทำต่อคน (กำหนด g = 10 m/s²)</w:t>
-      </w:r>
-    </w:p>
-    <w:p/>
-    <w:p>
-      <w:r>
-        <w:rPr>
-          <w:sz w:val="24"/>
-        </w:rPr>
-        <w:t>ข้อ p1_l02_025: วัตถุมวล 10 kg วางบนพื้นเอียงมุม 30° กับแนวราบ จงหาแรงปกติที่พื้นกระทำต่อวัตถุ (กำหนด g = 10 m/s²)</w:t>
-      </w:r>
-    </w:p>
-    <w:p>
-      <w:r>
-        <w:drawing>
-          <wp:inline xmlns:a="http://schemas.openxmlformats.org/drawingml/2006/main" xmlns:pic="http://schemas.openxmlformats.org/drawingml/2006/picture">
-            <wp:extent cx="1828800" cy="1359877"/>
-            <wp:docPr id="7" name="Picture 7"/>
-            <wp:cNvGraphicFramePr>
-              <a:graphicFrameLocks noChangeAspect="1"/>
-            </wp:cNvGraphicFramePr>
-            <a:graphic>
-              <a:graphicData uri="http://schemas.openxmlformats.org/drawingml/2006/picture">
-                <pic:pic>
-                  <pic:nvPicPr>
-                    <pic:cNvPr id="0" name="physics_img_q1_l02_010.png"/>
-                    <pic:cNvPicPr/>
-                  </pic:nvPicPr>
-                  <pic:blipFill>
-                    <a:blip r:embed="rId10"/>
-                    <a:stretch>
-                      <a:fillRect/>
-                    </a:stretch>
-                  </pic:blipFill>
-                  <pic:spPr>
-                    <a:xfrm>
-                      <a:off x="0" y="0"/>
-                      <a:ext cx="1828800" cy="1359877"/>
-                    </a:xfrm>
-                    <a:prstGeom prst="rect"/>
-                  </pic:spPr>
-                </pic:pic>
-              </a:graphicData>
-            </a:graphic>
-          </wp:inline>
-        </w:drawing>
-      </w:r>
-    </w:p>
-    <w:p/>
-    <w:p>
-      <w:pPr>
-        <w:pStyle w:val="ListBullet"/>
-        <w:ind w:left="720"/>
-      </w:pPr>
-      <w:r>
-        <w:t xml:space="preserve">    ก</w:t>
-      </w:r>
-    </w:p>
-    <w:p>
-      <w:pPr>
-        <w:pStyle w:val="ListBullet"/>
-        <w:ind w:left="720"/>
-      </w:pPr>
-      <w:r>
-        <w:t xml:space="preserve">    ข</w:t>
-      </w:r>
-    </w:p>
-    <w:p>
-      <w:pPr>
-        <w:pStyle w:val="ListBullet"/>
-        <w:ind w:left="720"/>
-      </w:pPr>
-      <w:r>
-        <w:t xml:space="preserve">    ค</w:t>
-      </w:r>
-    </w:p>
-    <w:p>
-      <w:pPr>
-        <w:pStyle w:val="ListBullet"/>
-        <w:ind w:left="720"/>
-      </w:pPr>
-      <w:r>
-        <w:t xml:space="preserve">    ง</w:t>
+        <w:t xml:space="preserve">    4. ง</w:t>
       </w:r>
     </w:p>
     <w:p/>

--- a/physics_course/word/lesson02.docx
+++ b/physics_course/word/lesson02.docx
@@ -65,43 +65,6 @@
         <w:t>2. จากกฎข้อที่สองของนิวตัน ความสัมพันธ์ระหว่างแรง (F) มวล (m) และความเร่ง (a) คือข้อใด?</w:t>
       </w:r>
     </w:p>
-    <w:p>
-      <w:r>
-        <w:drawing>
-          <wp:inline xmlns:a="http://schemas.openxmlformats.org/drawingml/2006/main" xmlns:pic="http://schemas.openxmlformats.org/drawingml/2006/picture">
-            <wp:extent cx="1828800" cy="1359877"/>
-            <wp:docPr id="1" name="Picture 1"/>
-            <wp:cNvGraphicFramePr>
-              <a:graphicFrameLocks noChangeAspect="1"/>
-            </wp:cNvGraphicFramePr>
-            <a:graphic>
-              <a:graphicData uri="http://schemas.openxmlformats.org/drawingml/2006/picture">
-                <pic:pic>
-                  <pic:nvPicPr>
-                    <pic:cNvPr id="0" name="physics_img_2.png"/>
-                    <pic:cNvPicPr/>
-                  </pic:nvPicPr>
-                  <pic:blipFill>
-                    <a:blip r:embed="rId9"/>
-                    <a:stretch>
-                      <a:fillRect/>
-                    </a:stretch>
-                  </pic:blipFill>
-                  <pic:spPr>
-                    <a:xfrm>
-                      <a:off x="0" y="0"/>
-                      <a:ext cx="1828800" cy="1359877"/>
-                    </a:xfrm>
-                    <a:prstGeom prst="rect"/>
-                  </pic:spPr>
-                </pic:pic>
-              </a:graphicData>
-            </a:graphic>
-          </wp:inline>
-        </w:drawing>
-      </w:r>
-    </w:p>
-    <w:p/>
     <w:p>
       <w:pPr>
         <w:ind w:left="720"/>
@@ -235,43 +198,6 @@
       </w:r>
     </w:p>
     <w:p>
-      <w:r>
-        <w:drawing>
-          <wp:inline xmlns:a="http://schemas.openxmlformats.org/drawingml/2006/main" xmlns:pic="http://schemas.openxmlformats.org/drawingml/2006/picture">
-            <wp:extent cx="1828800" cy="1359877"/>
-            <wp:docPr id="2" name="Picture 2"/>
-            <wp:cNvGraphicFramePr>
-              <a:graphicFrameLocks noChangeAspect="1"/>
-            </wp:cNvGraphicFramePr>
-            <a:graphic>
-              <a:graphicData uri="http://schemas.openxmlformats.org/drawingml/2006/picture">
-                <pic:pic>
-                  <pic:nvPicPr>
-                    <pic:cNvPr id="0" name="physics_img_6.png"/>
-                    <pic:cNvPicPr/>
-                  </pic:nvPicPr>
-                  <pic:blipFill>
-                    <a:blip r:embed="rId10"/>
-                    <a:stretch>
-                      <a:fillRect/>
-                    </a:stretch>
-                  </pic:blipFill>
-                  <pic:spPr>
-                    <a:xfrm>
-                      <a:off x="0" y="0"/>
-                      <a:ext cx="1828800" cy="1359877"/>
-                    </a:xfrm>
-                    <a:prstGeom prst="rect"/>
-                  </pic:spPr>
-                </pic:pic>
-              </a:graphicData>
-            </a:graphic>
-          </wp:inline>
-        </w:drawing>
-      </w:r>
-    </w:p>
-    <w:p/>
-    <w:p>
       <w:pPr>
         <w:ind w:left="720"/>
       </w:pPr>
@@ -362,43 +288,6 @@
         <w:t>9. วัตถุมวล 4 kg เคลื่อนที่ไปทางขวาด้วยความเร่ง 3 m/s² ถ้าแรงลัพธ์ที่กระทำต่อวัตถุเป็น 12 N ไปทางซ้าย วัตถุจะเคลื่อนที่อย่างไร?</w:t>
       </w:r>
     </w:p>
-    <w:p>
-      <w:r>
-        <w:drawing>
-          <wp:inline xmlns:a="http://schemas.openxmlformats.org/drawingml/2006/main" xmlns:pic="http://schemas.openxmlformats.org/drawingml/2006/picture">
-            <wp:extent cx="1828800" cy="1359877"/>
-            <wp:docPr id="3" name="Picture 3"/>
-            <wp:cNvGraphicFramePr>
-              <a:graphicFrameLocks noChangeAspect="1"/>
-            </wp:cNvGraphicFramePr>
-            <a:graphic>
-              <a:graphicData uri="http://schemas.openxmlformats.org/drawingml/2006/picture">
-                <pic:pic>
-                  <pic:nvPicPr>
-                    <pic:cNvPr id="0" name="physics_img_2.png"/>
-                    <pic:cNvPicPr/>
-                  </pic:nvPicPr>
-                  <pic:blipFill>
-                    <a:blip r:embed="rId9"/>
-                    <a:stretch>
-                      <a:fillRect/>
-                    </a:stretch>
-                  </pic:blipFill>
-                  <pic:spPr>
-                    <a:xfrm>
-                      <a:off x="0" y="0"/>
-                      <a:ext cx="1828800" cy="1359877"/>
-                    </a:xfrm>
-                    <a:prstGeom prst="rect"/>
-                  </pic:spPr>
-                </pic:pic>
-              </a:graphicData>
-            </a:graphic>
-          </wp:inline>
-        </w:drawing>
-      </w:r>
-    </w:p>
-    <w:p/>
     <w:p>
       <w:pPr>
         <w:ind w:left="720"/>
@@ -500,43 +389,6 @@
       </w:r>
     </w:p>
     <w:p>
-      <w:r>
-        <w:drawing>
-          <wp:inline xmlns:a="http://schemas.openxmlformats.org/drawingml/2006/main" xmlns:pic="http://schemas.openxmlformats.org/drawingml/2006/picture">
-            <wp:extent cx="1828800" cy="1359877"/>
-            <wp:docPr id="4" name="Picture 4"/>
-            <wp:cNvGraphicFramePr>
-              <a:graphicFrameLocks noChangeAspect="1"/>
-            </wp:cNvGraphicFramePr>
-            <a:graphic>
-              <a:graphicData uri="http://schemas.openxmlformats.org/drawingml/2006/picture">
-                <pic:pic>
-                  <pic:nvPicPr>
-                    <pic:cNvPr id="0" name="physics_img_6.png"/>
-                    <pic:cNvPicPr/>
-                  </pic:nvPicPr>
-                  <pic:blipFill>
-                    <a:blip r:embed="rId10"/>
-                    <a:stretch>
-                      <a:fillRect/>
-                    </a:stretch>
-                  </pic:blipFill>
-                  <pic:spPr>
-                    <a:xfrm>
-                      <a:off x="0" y="0"/>
-                      <a:ext cx="1828800" cy="1359877"/>
-                    </a:xfrm>
-                    <a:prstGeom prst="rect"/>
-                  </pic:spPr>
-                </pic:pic>
-              </a:graphicData>
-            </a:graphic>
-          </wp:inline>
-        </w:drawing>
-      </w:r>
-    </w:p>
-    <w:p/>
-    <w:p>
       <w:pPr>
         <w:ind w:left="720"/>
       </w:pPr>
@@ -577,43 +429,6 @@
         <w:t>14. แรงสองแรงกระทำต่อวัตถุมวล 4 kg ในแนวราบ คือ F₁ = 15 N ไปทางขวา และ F₂ = 7 N ไปทางซ้าย จงหาความเร่งของวัตถุ</w:t>
       </w:r>
     </w:p>
-    <w:p>
-      <w:r>
-        <w:drawing>
-          <wp:inline xmlns:a="http://schemas.openxmlformats.org/drawingml/2006/main" xmlns:pic="http://schemas.openxmlformats.org/drawingml/2006/picture">
-            <wp:extent cx="1828800" cy="1359877"/>
-            <wp:docPr id="5" name="Picture 5"/>
-            <wp:cNvGraphicFramePr>
-              <a:graphicFrameLocks noChangeAspect="1"/>
-            </wp:cNvGraphicFramePr>
-            <a:graphic>
-              <a:graphicData uri="http://schemas.openxmlformats.org/drawingml/2006/picture">
-                <pic:pic>
-                  <pic:nvPicPr>
-                    <pic:cNvPr id="0" name="physics_img_6.png"/>
-                    <pic:cNvPicPr/>
-                  </pic:nvPicPr>
-                  <pic:blipFill>
-                    <a:blip r:embed="rId10"/>
-                    <a:stretch>
-                      <a:fillRect/>
-                    </a:stretch>
-                  </pic:blipFill>
-                  <pic:spPr>
-                    <a:xfrm>
-                      <a:off x="0" y="0"/>
-                      <a:ext cx="1828800" cy="1359877"/>
-                    </a:xfrm>
-                    <a:prstGeom prst="rect"/>
-                  </pic:spPr>
-                </pic:pic>
-              </a:graphicData>
-            </a:graphic>
-          </wp:inline>
-        </w:drawing>
-      </w:r>
-    </w:p>
-    <w:p/>
     <w:p/>
     <w:p>
       <w:r>
@@ -724,43 +539,6 @@
       </w:r>
     </w:p>
     <w:p>
-      <w:r>
-        <w:drawing>
-          <wp:inline xmlns:a="http://schemas.openxmlformats.org/drawingml/2006/main" xmlns:pic="http://schemas.openxmlformats.org/drawingml/2006/picture">
-            <wp:extent cx="1828800" cy="1359877"/>
-            <wp:docPr id="6" name="Picture 6"/>
-            <wp:cNvGraphicFramePr>
-              <a:graphicFrameLocks noChangeAspect="1"/>
-            </wp:cNvGraphicFramePr>
-            <a:graphic>
-              <a:graphicData uri="http://schemas.openxmlformats.org/drawingml/2006/picture">
-                <pic:pic>
-                  <pic:nvPicPr>
-                    <pic:cNvPr id="0" name="physics_img_2.png"/>
-                    <pic:cNvPicPr/>
-                  </pic:nvPicPr>
-                  <pic:blipFill>
-                    <a:blip r:embed="rId9"/>
-                    <a:stretch>
-                      <a:fillRect/>
-                    </a:stretch>
-                  </pic:blipFill>
-                  <pic:spPr>
-                    <a:xfrm>
-                      <a:off x="0" y="0"/>
-                      <a:ext cx="1828800" cy="1359877"/>
-                    </a:xfrm>
-                    <a:prstGeom prst="rect"/>
-                  </pic:spPr>
-                </pic:pic>
-              </a:graphicData>
-            </a:graphic>
-          </wp:inline>
-        </w:drawing>
-      </w:r>
-    </w:p>
-    <w:p/>
-    <w:p>
       <w:pPr>
         <w:ind w:left="720"/>
       </w:pPr>
@@ -811,43 +589,6 @@
       </w:r>
     </w:p>
     <w:p>
-      <w:r>
-        <w:drawing>
-          <wp:inline xmlns:a="http://schemas.openxmlformats.org/drawingml/2006/main" xmlns:pic="http://schemas.openxmlformats.org/drawingml/2006/picture">
-            <wp:extent cx="1828800" cy="1359877"/>
-            <wp:docPr id="7" name="Picture 7"/>
-            <wp:cNvGraphicFramePr>
-              <a:graphicFrameLocks noChangeAspect="1"/>
-            </wp:cNvGraphicFramePr>
-            <a:graphic>
-              <a:graphicData uri="http://schemas.openxmlformats.org/drawingml/2006/picture">
-                <pic:pic>
-                  <pic:nvPicPr>
-                    <pic:cNvPr id="0" name="physics_img_6.png"/>
-                    <pic:cNvPicPr/>
-                  </pic:nvPicPr>
-                  <pic:blipFill>
-                    <a:blip r:embed="rId10"/>
-                    <a:stretch>
-                      <a:fillRect/>
-                    </a:stretch>
-                  </pic:blipFill>
-                  <pic:spPr>
-                    <a:xfrm>
-                      <a:off x="0" y="0"/>
-                      <a:ext cx="1828800" cy="1359877"/>
-                    </a:xfrm>
-                    <a:prstGeom prst="rect"/>
-                  </pic:spPr>
-                </pic:pic>
-              </a:graphicData>
-            </a:graphic>
-          </wp:inline>
-        </w:drawing>
-      </w:r>
-    </w:p>
-    <w:p/>
-    <w:p>
       <w:pPr>
         <w:ind w:left="720"/>
       </w:pPr>
@@ -888,43 +629,6 @@
         <w:t>22. วัตถุมวล 10 kg ได้รับแรง 4 แรง คือ F₁ = 8 N ไปทางทิศเหนือ F₂ = 3 N ไปทางทิศใต้ F₃ = 5 N ไปทางทิศตะวันออก และ F₄ = 5 N ไปทางทิศตะวันตก จงหาขนาดของแรงลัพธ์</w:t>
       </w:r>
     </w:p>
-    <w:p>
-      <w:r>
-        <w:drawing>
-          <wp:inline xmlns:a="http://schemas.openxmlformats.org/drawingml/2006/main" xmlns:pic="http://schemas.openxmlformats.org/drawingml/2006/picture">
-            <wp:extent cx="1828800" cy="1359877"/>
-            <wp:docPr id="8" name="Picture 8"/>
-            <wp:cNvGraphicFramePr>
-              <a:graphicFrameLocks noChangeAspect="1"/>
-            </wp:cNvGraphicFramePr>
-            <a:graphic>
-              <a:graphicData uri="http://schemas.openxmlformats.org/drawingml/2006/picture">
-                <pic:pic>
-                  <pic:nvPicPr>
-                    <pic:cNvPr id="0" name="physics_img_6.png"/>
-                    <pic:cNvPicPr/>
-                  </pic:nvPicPr>
-                  <pic:blipFill>
-                    <a:blip r:embed="rId10"/>
-                    <a:stretch>
-                      <a:fillRect/>
-                    </a:stretch>
-                  </pic:blipFill>
-                  <pic:spPr>
-                    <a:xfrm>
-                      <a:off x="0" y="0"/>
-                      <a:ext cx="1828800" cy="1359877"/>
-                    </a:xfrm>
-                    <a:prstGeom prst="rect"/>
-                  </pic:spPr>
-                </pic:pic>
-              </a:graphicData>
-            </a:graphic>
-          </wp:inline>
-        </w:drawing>
-      </w:r>
-    </w:p>
-    <w:p/>
     <w:p/>
     <w:p>
       <w:r>
@@ -934,43 +638,6 @@
         <w:t>23. เมื่อเดินไปข้างหน้า แรงคู่ปฏิกิริยาของแรงที่เท้าผลักพื้นไปข้างหลังคือแรงในข้อใด?</w:t>
       </w:r>
     </w:p>
-    <w:p>
-      <w:r>
-        <w:drawing>
-          <wp:inline xmlns:a="http://schemas.openxmlformats.org/drawingml/2006/main" xmlns:pic="http://schemas.openxmlformats.org/drawingml/2006/picture">
-            <wp:extent cx="1828800" cy="1359877"/>
-            <wp:docPr id="9" name="Picture 9"/>
-            <wp:cNvGraphicFramePr>
-              <a:graphicFrameLocks noChangeAspect="1"/>
-            </wp:cNvGraphicFramePr>
-            <a:graphic>
-              <a:graphicData uri="http://schemas.openxmlformats.org/drawingml/2006/picture">
-                <pic:pic>
-                  <pic:nvPicPr>
-                    <pic:cNvPr id="0" name="physics_img_2.png"/>
-                    <pic:cNvPicPr/>
-                  </pic:nvPicPr>
-                  <pic:blipFill>
-                    <a:blip r:embed="rId9"/>
-                    <a:stretch>
-                      <a:fillRect/>
-                    </a:stretch>
-                  </pic:blipFill>
-                  <pic:spPr>
-                    <a:xfrm>
-                      <a:off x="0" y="0"/>
-                      <a:ext cx="1828800" cy="1359877"/>
-                    </a:xfrm>
-                    <a:prstGeom prst="rect"/>
-                  </pic:spPr>
-                </pic:pic>
-              </a:graphicData>
-            </a:graphic>
-          </wp:inline>
-        </w:drawing>
-      </w:r>
-    </w:p>
-    <w:p/>
     <w:p>
       <w:pPr>
         <w:ind w:left="720"/>
